--- a/Mark/Go/Mark Haney.docx
+++ b/Mark/Go/Mark Haney.docx
@@ -163,7 +163,17 @@
                 <w:sz w:val="24"/>
                 <w:szCs w:val="24"/>
               </w:rPr>
-              <w:t xml:space="preserve">+1 (407) 801-1287 </w:t>
+              <w:t>+1 (430) 279-2231</w:t>
+            </w:r>
+            <w:bookmarkStart w:id="0" w:name="_GoBack"/>
+            <w:bookmarkEnd w:id="0"/>
+            <w:r>
+              <w:rPr>
+                <w:rFonts w:ascii="Times New Roman" w:eastAsia="Times New Roman" w:hAnsi="Times New Roman" w:cs="Times New Roman"/>
+                <w:sz w:val="24"/>
+                <w:szCs w:val="24"/>
+              </w:rPr>
+              <w:t xml:space="preserve"> </w:t>
             </w:r>
             <w:r>
               <w:rPr>
@@ -1310,12 +1320,7 @@
         <w:jc w:val="both"/>
       </w:pPr>
       <w:r>
-        <w:t>Implemented payment status synchronization with idempotent REST endpoints, background retries, and reconciliation jobs to prevent missing or d</w:t>
-      </w:r>
-      <w:bookmarkStart w:id="0" w:name="_GoBack"/>
-      <w:bookmarkEnd w:id="0"/>
-      <w:r>
-        <w:t>uplicated transaction states.</w:t>
+        <w:t>Implemented payment status synchronization with idempotent REST endpoints, background retries, and reconciliation jobs to prevent missing or duplicated transaction states.</w:t>
       </w:r>
     </w:p>
     <w:p>
@@ -6202,7 +6207,7 @@
 </file>
 
 <file path=customXml/itemProps1.xml><?xml version="1.0" encoding="utf-8"?>
-<ds:datastoreItem xmlns:ds="http://schemas.openxmlformats.org/officeDocument/2006/customXml" ds:itemID="{A5AB07D4-6BFF-4665-9028-8CB0AA696982}">
+<ds:datastoreItem xmlns:ds="http://schemas.openxmlformats.org/officeDocument/2006/customXml" ds:itemID="{B868683D-2BFE-41CB-96DB-C8365B33FB23}">
   <ds:schemaRefs>
     <ds:schemaRef ds:uri="http://schemas.openxmlformats.org/officeDocument/2006/bibliography"/>
   </ds:schemaRefs>

--- a/Mark/Go/Mark Haney.docx
+++ b/Mark/Go/Mark Haney.docx
@@ -165,8 +165,6 @@
               </w:rPr>
               <w:t>+1 (430) 279-2231</w:t>
             </w:r>
-            <w:bookmarkStart w:id="0" w:name="_GoBack"/>
-            <w:bookmarkEnd w:id="0"/>
             <w:r>
               <w:rPr>
                 <w:rFonts w:ascii="Times New Roman" w:eastAsia="Times New Roman" w:hAnsi="Times New Roman" w:cs="Times New Roman"/>
@@ -937,13 +935,10 @@
       <w:proofErr w:type="spellEnd"/>
       <w:proofErr w:type="gramEnd"/>
       <w:r>
-        <w:t xml:space="preserve"> caching, cutting average API latency by </w:t>
-      </w:r>
-      <w:r>
-        <w:rPr>
-          <w:rStyle w:val="Strong"/>
-        </w:rPr>
-        <w:t>31%</w:t>
+        <w:t xml:space="preserve"> caching</w:t>
+      </w:r>
+      <w:r>
+        <w:t>, cutting average API latency</w:t>
       </w:r>
       <w:r>
         <w:t>.</w:t>
@@ -959,7 +954,12 @@
         <w:jc w:val="both"/>
       </w:pPr>
       <w:r>
-        <w:t xml:space="preserve">Reworked CI/CD pipelines with GitHub Actions, Docker image scanning, and staged Kubernetes rollouts, reducing failed production deployments by </w:t>
+        <w:t>Reworked CI/CD pipelines with GitHub Act</w:t>
+      </w:r>
+      <w:bookmarkStart w:id="0" w:name="_GoBack"/>
+      <w:bookmarkEnd w:id="0"/>
+      <w:r>
+        <w:t xml:space="preserve">ions, Docker image scanning, and staged Kubernetes rollouts, reducing failed production deployments by </w:t>
       </w:r>
       <w:r>
         <w:rPr>
@@ -1014,16 +1014,7 @@
         <w:jc w:val="both"/>
       </w:pPr>
       <w:r>
-        <w:t xml:space="preserve">Built feature flag support for high-risk backend changes, allowing product teams to release gradually while improving deployment confidence by </w:t>
-      </w:r>
-      <w:r>
-        <w:rPr>
-          <w:rStyle w:val="Strong"/>
-        </w:rPr>
-        <w:t>22%</w:t>
-      </w:r>
-      <w:r>
-        <w:t>.</w:t>
+        <w:t>Built feature flag support for high-risk backend changes, allowing product teams to release gradually while improving deployment confidence.</w:t>
       </w:r>
     </w:p>
     <w:p>
@@ -1428,16 +1419,7 @@
         <w:jc w:val="both"/>
       </w:pPr>
       <w:r>
-        <w:t xml:space="preserve">Expanded automated testing with table-driven unit tests, integration tests, and mock-based service boundaries, increasing backend test coverage by </w:t>
-      </w:r>
-      <w:r>
-        <w:rPr>
-          <w:rStyle w:val="Strong"/>
-        </w:rPr>
-        <w:t>23%</w:t>
-      </w:r>
-      <w:r>
-        <w:t>.</w:t>
+        <w:t>Expanded automated testing with table-driven unit tests, integration tests, and mock-based service boundaries, increasing backend test coverage.</w:t>
       </w:r>
     </w:p>
     <w:p>
@@ -1915,7 +1897,7 @@
         <w:rPr>
           <w:rStyle w:val="Strong"/>
         </w:rPr>
-        <w:t>Go 1.4–1.6</w:t>
+        <w:t>Go</w:t>
       </w:r>
       <w:r>
         <w:t xml:space="preserve">, REST services, PostgreSQL, MySQL, </w:t>
@@ -1960,16 +1942,7 @@
         <w:jc w:val="both"/>
       </w:pPr>
       <w:r>
-        <w:t xml:space="preserve">Reworked slow reporting queries with better joins, filtered indexes, and asynchronous export jobs, improving report generation speed by </w:t>
-      </w:r>
-      <w:r>
-        <w:rPr>
-          <w:rStyle w:val="Strong"/>
-        </w:rPr>
-        <w:t>22%</w:t>
-      </w:r>
-      <w:r>
-        <w:t>.</w:t>
+        <w:t>Reworked slow reporting queries with better joins, filtered indexes, and asynchronous export jobs, improving report generation speed.</w:t>
       </w:r>
     </w:p>
     <w:p>
@@ -1982,16 +1955,7 @@
         <w:jc w:val="both"/>
       </w:pPr>
       <w:r>
-        <w:t xml:space="preserve">Reduced background job failure rates by </w:t>
-      </w:r>
-      <w:r>
-        <w:rPr>
-          <w:rStyle w:val="Strong"/>
-        </w:rPr>
-        <w:t>17%</w:t>
-      </w:r>
-      <w:r>
-        <w:t xml:space="preserve"> by adding structured logging, retry limits, queue visibility, and operational runbook notes.</w:t>
+        <w:t>Reduced background job failure rates by adding structured logging, retry limits, queue visibility, and operational runbook notes.</w:t>
       </w:r>
     </w:p>
     <w:p>
@@ -2030,16 +1994,7 @@
         <w:jc w:val="both"/>
       </w:pPr>
       <w:r>
-        <w:t xml:space="preserve">Added API-level validation and clear error responses for invalid citizen subscription data, reducing support escalations related to bad inputs by </w:t>
-      </w:r>
-      <w:r>
-        <w:rPr>
-          <w:rStyle w:val="Strong"/>
-        </w:rPr>
-        <w:t>19%</w:t>
-      </w:r>
-      <w:r>
-        <w:t>.</w:t>
+        <w:t>Added API-level validation and clear error responses for invalid citizen subscription data, reducing support escalations related to bad inputs.</w:t>
       </w:r>
     </w:p>
     <w:p>
@@ -2174,16 +2129,19 @@
         <w:jc w:val="both"/>
       </w:pPr>
       <w:r>
-        <w:t xml:space="preserve">Supported managed IT platform development using early </w:t>
+        <w:t>Supported manage</w:t>
+      </w:r>
+      <w:r>
+        <w:t xml:space="preserve">d IT platform development using </w:t>
       </w:r>
       <w:r>
         <w:rPr>
           <w:rStyle w:val="Strong"/>
         </w:rPr>
-        <w:t>Go 1.1–1.2</w:t>
-      </w:r>
-      <w:r>
-        <w:t xml:space="preserve"> utilities, Bash, Linux, MySQL, REST integrations, and Jenkins-assisted deployment workflows.</w:t>
+        <w:t xml:space="preserve">Go </w:t>
+      </w:r>
+      <w:r>
+        <w:t>utilities, Bash, Linux, MySQL, REST integrations, and Jenkins-assisted deployment workflows.</w:t>
       </w:r>
     </w:p>
     <w:p>
@@ -2196,16 +2154,7 @@
         <w:jc w:val="both"/>
       </w:pPr>
       <w:r>
-        <w:t xml:space="preserve">Built internal automation tools that collected device, ticket, and service status data, reducing manual operational reporting effort by </w:t>
-      </w:r>
-      <w:r>
-        <w:rPr>
-          <w:rStyle w:val="Strong"/>
-        </w:rPr>
-        <w:t>15%</w:t>
-      </w:r>
-      <w:r>
-        <w:t>.</w:t>
+        <w:t>Built internal automation tools that collected device, ticket, and service status data, reducing manual operational reporting effort.</w:t>
       </w:r>
     </w:p>
     <w:p>
@@ -2232,16 +2181,7 @@
       </w:pPr>
       <w:r>
         <w:lastRenderedPageBreak/>
-        <w:t xml:space="preserve">Helped convert small operational scripts into maintainable Go command-line tools, improving execution speed and reducing script failure noise by </w:t>
-      </w:r>
-      <w:r>
-        <w:rPr>
-          <w:rStyle w:val="Strong"/>
-        </w:rPr>
-        <w:t>12%</w:t>
-      </w:r>
-      <w:r>
-        <w:t>.</w:t>
+        <w:t>Helped convert small operational scripts into maintainable Go command-line tools, improving execution speed and reducing script failure noise.</w:t>
       </w:r>
     </w:p>
     <w:p>
@@ -6207,7 +6147,7 @@
 </file>
 
 <file path=customXml/itemProps1.xml><?xml version="1.0" encoding="utf-8"?>
-<ds:datastoreItem xmlns:ds="http://schemas.openxmlformats.org/officeDocument/2006/customXml" ds:itemID="{B868683D-2BFE-41CB-96DB-C8365B33FB23}">
+<ds:datastoreItem xmlns:ds="http://schemas.openxmlformats.org/officeDocument/2006/customXml" ds:itemID="{C5FAB1C4-0B33-46F3-B601-082226E36418}">
   <ds:schemaRefs>
     <ds:schemaRef ds:uri="http://schemas.openxmlformats.org/officeDocument/2006/bibliography"/>
   </ds:schemaRefs>
